--- a/src/Tests/Inputs/brochures/06/input.docx
+++ b/src/Tests/Inputs/brochures/06/input.docx
@@ -1,6 +1,6 @@
 
 <file path=word/document.xml><?xml version="1.0" encoding="utf-8"?>
-<w:document xmlns:wpc="http://schemas.microsoft.com/office/word/2010/wordprocessingCanvas" xmlns:cx="http://schemas.microsoft.com/office/drawing/2014/chartex" xmlns:cx1="http://schemas.microsoft.com/office/drawing/2015/9/8/chartex" xmlns:cx2="http://schemas.microsoft.com/office/drawing/2015/10/21/chartex" xmlns:cx3="http://schemas.microsoft.com/office/drawing/2016/5/9/chartex" xmlns:cx4="http://schemas.microsoft.com/office/drawing/2016/5/10/chartex" xmlns:cx5="http://schemas.microsoft.com/office/drawing/2016/5/11/chartex" xmlns:cx6="http://schemas.microsoft.com/office/drawing/2016/5/12/chartex" xmlns:cx7="http://schemas.microsoft.com/office/drawing/2016/5/13/chartex" xmlns:cx8="http://schemas.microsoft.com/office/drawing/2016/5/14/chartex" xmlns:mc="http://schemas.openxmlformats.org/markup-compatibility/2006" xmlns:aink="http://schemas.microsoft.com/office/drawing/2016/ink" xmlns:am3d="http://schemas.microsoft.com/office/drawing/2017/model3d" xmlns:o="urn:schemas-microsoft-com:office:office" xmlns:oel="http://schemas.microsoft.com/office/2019/extlst" xmlns:r="http://schemas.openxmlformats.org/officeDocument/2006/relationships" xmlns:m="http://schemas.openxmlformats.org/officeDocument/2006/math" xmlns:v="urn:schemas-microsoft-com:vml" xmlns:wp14="http://schemas.microsoft.com/office/word/2010/wordprocessingDrawing" xmlns:wp="http://schemas.openxmlformats.org/drawingml/2006/wordprocessingDrawing" xmlns:w10="urn:schemas-microsoft-com:office:word" xmlns:w="http://schemas.openxmlformats.org/wordprocessingml/2006/main" xmlns:w14="http://schemas.microsoft.com/office/word/2010/wordml" xmlns:w15="http://schemas.microsoft.com/office/word/2012/wordml" xmlns:w16cex="http://schemas.microsoft.com/office/word/2018/wordml/cex" xmlns:w16cid="http://schemas.microsoft.com/office/word/2016/wordml/cid" xmlns:w16="http://schemas.microsoft.com/office/word/2018/wordml" xmlns:w16du="http://schemas.microsoft.com/office/word/2023/wordml/word16du" xmlns:w16sdtdh="http://schemas.microsoft.com/office/word/2020/wordml/sdtdatahash" xmlns:w16se="http://schemas.microsoft.com/office/word/2015/wordml/symex" xmlns:wpg="http://schemas.microsoft.com/office/word/2010/wordprocessingGroup" xmlns:wpi="http://schemas.microsoft.com/office/word/2010/wordprocessingInk" xmlns:wne="http://schemas.microsoft.com/office/word/2006/wordml" xmlns:wps="http://schemas.microsoft.com/office/word/2010/wordprocessingShape" mc:Ignorable="w14 w15 w16se w16cid w16 w16cex w16sdtdh w16du wp14">
+<w:document xmlns:a="http://schemas.openxmlformats.org/drawingml/2006/main" xmlns:pic="http://schemas.openxmlformats.org/drawingml/2006/picture" xmlns:a14="http://schemas.microsoft.com/office/drawing/2010/main" xmlns:adec="http://schemas.microsoft.com/office/drawing/2017/decorative" xmlns:a16="http://schemas.microsoft.com/office/drawing/2014/main" xmlns:wpc="http://schemas.microsoft.com/office/word/2010/wordprocessingCanvas" xmlns:cx="http://schemas.microsoft.com/office/drawing/2014/chartex" xmlns:cx1="http://schemas.microsoft.com/office/drawing/2015/9/8/chartex" xmlns:cx2="http://schemas.microsoft.com/office/drawing/2015/10/21/chartex" xmlns:cx3="http://schemas.microsoft.com/office/drawing/2016/5/9/chartex" xmlns:cx4="http://schemas.microsoft.com/office/drawing/2016/5/10/chartex" xmlns:cx5="http://schemas.microsoft.com/office/drawing/2016/5/11/chartex" xmlns:cx6="http://schemas.microsoft.com/office/drawing/2016/5/12/chartex" xmlns:cx7="http://schemas.microsoft.com/office/drawing/2016/5/13/chartex" xmlns:cx8="http://schemas.microsoft.com/office/drawing/2016/5/14/chartex" xmlns:mc="http://schemas.openxmlformats.org/markup-compatibility/2006" xmlns:aink="http://schemas.microsoft.com/office/drawing/2016/ink" xmlns:am3d="http://schemas.microsoft.com/office/drawing/2017/model3d" xmlns:o="urn:schemas-microsoft-com:office:office" xmlns:oel="http://schemas.microsoft.com/office/2019/extlst" xmlns:r="http://schemas.openxmlformats.org/officeDocument/2006/relationships" xmlns:m="http://schemas.openxmlformats.org/officeDocument/2006/math" xmlns:v="urn:schemas-microsoft-com:vml" xmlns:wp14="http://schemas.microsoft.com/office/word/2010/wordprocessingDrawing" xmlns:wp="http://schemas.openxmlformats.org/drawingml/2006/wordprocessingDrawing" xmlns:w10="urn:schemas-microsoft-com:office:word" xmlns:w="http://schemas.openxmlformats.org/wordprocessingml/2006/main" xmlns:w14="http://schemas.microsoft.com/office/word/2010/wordml" xmlns:w15="http://schemas.microsoft.com/office/word/2012/wordml" xmlns:w16cex="http://schemas.microsoft.com/office/word/2018/wordml/cex" xmlns:w16cid="http://schemas.microsoft.com/office/word/2016/wordml/cid" xmlns:w16="http://schemas.microsoft.com/office/word/2018/wordml" xmlns:w16du="http://schemas.microsoft.com/office/word/2023/wordml/word16du" xmlns:w16sdtdh="http://schemas.microsoft.com/office/word/2020/wordml/sdtdatahash" xmlns:w16se="http://schemas.microsoft.com/office/word/2015/wordml/symex" xmlns:wpg="http://schemas.microsoft.com/office/word/2010/wordprocessingGroup" xmlns:wpi="http://schemas.microsoft.com/office/word/2010/wordprocessingInk" xmlns:wne="http://schemas.microsoft.com/office/word/2006/wordml" xmlns:wps="http://schemas.microsoft.com/office/word/2010/wordprocessingShape" mc:Ignorable="w14 w15 w16se w16cid w16 w16cex w16sdtdh w16du wp14">
   <w:body>
     <w:p>
       <w:pPr>
@@ -16,12 +16,12 @@
         <w:tblStyle w:val="TableGrid"/>
         <w:tblW w:w="0" w:type="auto"/>
         <w:tblBorders>
-          <w:top w:val="none" w:sz="0" w:space="0" w:color="auto"/>
-          <w:left w:val="none" w:sz="0" w:space="0" w:color="auto"/>
-          <w:bottom w:val="none" w:sz="0" w:space="0" w:color="auto"/>
-          <w:right w:val="none" w:sz="0" w:space="0" w:color="auto"/>
-          <w:insideH w:val="none" w:sz="0" w:space="0" w:color="auto"/>
-          <w:insideV w:val="none" w:sz="0" w:space="0" w:color="auto"/>
+          <w:top w:val="none" w:color="auto" w:sz="0" w:space="0"/>
+          <w:left w:val="none" w:color="auto" w:sz="0" w:space="0"/>
+          <w:bottom w:val="none" w:color="auto" w:sz="0" w:space="0"/>
+          <w:right w:val="none" w:color="auto" w:sz="0" w:space="0"/>
+          <w:insideH w:val="none" w:color="auto" w:sz="0" w:space="0"/>
+          <w:insideV w:val="none" w:color="auto" w:sz="0" w:space="0"/>
         </w:tblBorders>
         <w:tblLayout w:type="fixed"/>
         <w:tblCellMar>
@@ -381,12 +381,12 @@
                 </mc:Choice>
                 <mc:Fallback>
                   <w:pict>
-                    <v:group w14:anchorId="29207458" id="Small rectangles - pg1 middle top" o:spid="_x0000_s1026" alt="&quot;&quot;" style="width:266.4pt;height:38.15pt;mso-position-horizontal-relative:char;mso-position-vertical-relative:line" coordsize="45037,6477" o:gfxdata="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">
+                    <v:group id="Small rectangles - pg1 middle top" style="width:266.4pt;height:38.15pt;mso-position-horizontal-relative:char;mso-position-vertical-relative:line" alt="&quot;&quot;" coordsize="45037,6477" o:spid="_x0000_s1026" o:gfxdata="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" w14:anchorId="29207458">
                       <o:lock v:ext="edit" aspectratio="t"/>
-                      <v:rect id="Rectangle 35" o:spid="_x0000_s1027" style="position:absolute;width:45037;height:825;visibility:visible;mso-wrap-style:square;v-text-anchor:top" o:gfxdata="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" filled="f" stroked="f"/>
-                      <v:rect id="Rectangle 36" o:spid="_x0000_s1028" style="position:absolute;top:1905;width:45037;height:809;visibility:visible;mso-wrap-style:square;v-text-anchor:top" o:gfxdata="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" filled="f" stroked="f"/>
-                      <v:rect id="Rectangle 37" o:spid="_x0000_s1029" style="position:absolute;top:3794;width:45037;height:825;visibility:visible;mso-wrap-style:square;v-text-anchor:top" o:gfxdata="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" filled="f" stroked="f"/>
-                      <v:rect id="Rectangle 38" o:spid="_x0000_s1030" style="position:absolute;top:5699;width:45037;height:778;visibility:visible;mso-wrap-style:square;v-text-anchor:top" o:gfxdata="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" filled="f" stroked="f"/>
+                      <v:rect id="Rectangle 35" style="position:absolute;width:45037;height:825;visibility:visible;mso-wrap-style:square;v-text-anchor:top" o:spid="_x0000_s1027" filled="f" stroked="f" o:gfxdata="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"/>
+                      <v:rect id="Rectangle 36" style="position:absolute;top:1905;width:45037;height:809;visibility:visible;mso-wrap-style:square;v-text-anchor:top" o:spid="_x0000_s1028" filled="f" stroked="f" o:gfxdata="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"/>
+                      <v:rect id="Rectangle 37" style="position:absolute;top:3794;width:45037;height:825;visibility:visible;mso-wrap-style:square;v-text-anchor:top" o:spid="_x0000_s1029" filled="f" stroked="f" o:gfxdata="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"/>
+                      <v:rect id="Rectangle 38" style="position:absolute;top:5699;width:45037;height:778;visibility:visible;mso-wrap-style:square;v-text-anchor:top" o:spid="_x0000_s1030" filled="f" stroked="f" o:gfxdata="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"/>
                       <w10:anchorlock/>
                     </v:group>
                   </w:pict>
@@ -658,7 +658,7 @@
                 </mc:Choice>
                 <mc:Fallback>
                   <w:pict>
-                    <v:rect w14:anchorId="5655229A" id="Sm rectangle in text - middle" o:spid="_x0000_s1026" alt="&quot;&quot;" style="width:45.35pt;height:9.35pt;visibility:visible;mso-wrap-style:square;mso-left-percent:-10001;mso-top-percent:-10001;mso-position-horizontal:absolute;mso-position-horizontal-relative:char;mso-position-vertical:absolute;mso-position-vertical-relative:line;mso-left-percent:-10001;mso-top-percent:-10001;v-text-anchor:middle" o:gfxdata="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" fillcolor="window" stroked="f" strokeweight="1pt">
+                    <v:rect id="Sm rectangle in text - middle" style="width:45.35pt;height:9.35pt;visibility:visible;mso-wrap-style:square;mso-left-percent:-10001;mso-top-percent:-10001;mso-position-horizontal:absolute;mso-position-horizontal-relative:char;mso-position-vertical:absolute;mso-position-vertical-relative:line;mso-left-percent:-10001;mso-top-percent:-10001;v-text-anchor:middle" alt="&quot;&quot;" o:spid="_x0000_s1026" fillcolor="window" stroked="f" strokeweight="1pt" o:gfxdata="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" w14:anchorId="5655229A">
                       <w10:anchorlock/>
                     </v:rect>
                   </w:pict>
@@ -2695,58 +2695,58 @@
                 </mc:Choice>
                 <mc:Fallback>
                   <w:pict>
-                    <v:group w14:anchorId="4633EDB0" id="Hot air balloon - pg1 middle" o:spid="_x0000_s1026" alt="&quot;&quot;" style="width:233.05pt;height:173.25pt;mso-position-horizontal-relative:char;mso-position-vertical-relative:line" coordorigin=",-5198" coordsize="45085,33432" o:gfxdata="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">
+                    <v:group id="Hot air balloon - pg1 middle" style="width:233.05pt;height:173.25pt;mso-position-horizontal-relative:char;mso-position-vertical-relative:line" alt="&quot;&quot;" coordsize="45085,33432" coordorigin=",-5198" o:spid="_x0000_s1026" o:gfxdata="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" w14:anchorId="4633EDB0">
                       <o:lock v:ext="edit" aspectratio="t"/>
-                      <v:shape id="Freeform 5" o:spid="_x0000_s1027" style="position:absolute;left:10271;top:-5198;width:24923;height:24938;visibility:visible;mso-wrap-style:square;v-text-anchor:top" coordsize="587,587" o:gfxdata="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" path="m182,544c86,501,20,405,20,293,20,142,142,19,293,19v152,,274,123,274,274c567,405,501,501,405,544v,,-1,,-1,c398,546,398,546,398,546v-32,14,-68,21,-105,21c256,567,220,560,188,546v-5,-2,-5,-2,-5,-2c183,544,183,544,182,544m293,c131,,,131,,293,,394,50,482,127,535v19,12,84,48,160,52c287,587,287,587,287,587v2,,4,,6,c296,587,298,587,301,587v,,,,,c372,583,434,551,457,537,536,485,587,395,587,293,587,131,456,,293,e" filled="f" stroked="f">
+                      <v:shape id="Freeform 5" style="position:absolute;left:10271;top:-5198;width:24923;height:24938;visibility:visible;mso-wrap-style:square;v-text-anchor:top" coordsize="587,587" o:spid="_x0000_s1027" filled="f" stroked="f" path="m182,544c86,501,20,405,20,293,20,142,142,19,293,19v152,,274,123,274,274c567,405,501,501,405,544v,,-1,,-1,c398,546,398,546,398,546v-32,14,-68,21,-105,21c256,567,220,560,188,546v-5,-2,-5,-2,-5,-2c183,544,183,544,182,544m293,c131,,,131,,293,,394,50,482,127,535v19,12,84,48,160,52c287,587,287,587,287,587v2,,4,,6,c296,587,298,587,301,587v,,,,,c372,583,434,551,457,537,536,485,587,395,587,293,587,131,456,,293,e" o:gfxdata="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">
                         <v:path arrowok="t" o:connecttype="custom" o:connectlocs="772763,2311271;84919,1244857;1244064,80725;2407455,1244857;1719611,2311271;1715365,2311271;1689889,2319768;1244064,2408990;798239,2319768;777009,2311271;772763,2311271;1244064,0;0,1244857;539236,2273033;1218588,2493963;1218588,2493963;1244064,2493963;1278032,2493963;1278032,2493963;1940400,2281530;2492374,1244857;1244064,0" o:connectangles="0,0,0,0,0,0,0,0,0,0,0,0,0,0,0,0,0,0,0,0,0,0"/>
                         <o:lock v:ext="edit" verticies="t"/>
                       </v:shape>
-                      <v:shape id="Freeform 6" o:spid="_x0000_s1028" style="position:absolute;left:15414;top:17407;width:7049;height:6239;visibility:visible;mso-wrap-style:square;v-text-anchor:top" coordsize="166,147" o:gfxdata="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" path="m104,130c50,45,50,45,50,45v26,11,61,22,98,26c148,130,148,130,148,130v-44,,-44,,-44,m,c95,147,95,147,95,147v71,,71,,71,c166,55,166,55,166,55v,,,,,c90,51,25,15,6,3,2,1,,,,e" filled="f" stroked="f">
+                      <v:shape id="Freeform 6" style="position:absolute;left:15414;top:17407;width:7049;height:6239;visibility:visible;mso-wrap-style:square;v-text-anchor:top" coordsize="166,147" o:spid="_x0000_s1028" filled="f" stroked="f" path="m104,130c50,45,50,45,50,45v26,11,61,22,98,26c148,130,148,130,148,130v-44,,-44,,-44,m,c95,147,95,147,95,147v71,,71,,71,c166,55,166,55,166,55v,,,,,c90,51,25,15,6,3,2,1,,,,e" o:gfxdata="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">
                         <v:path arrowok="t" o:connecttype="custom" o:connectlocs="441593,551739;212305,190986;628421,301334;628421,551739;441593,551739;0,0;403379,623889;704851,623889;704851,233428;704851,233428;25477,12732;0,0" o:connectangles="0,0,0,0,0,0,0,0,0,0,0,0"/>
                         <o:lock v:ext="edit" verticies="t"/>
                       </v:shape>
-                      <v:shape id="Freeform 7" o:spid="_x0000_s1029" style="position:absolute;left:23050;top:17407;width:7001;height:6239;visibility:visible;mso-wrap-style:square;v-text-anchor:top" coordsize="165,147" o:gfxdata="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" path="m17,130v,-59,,-59,,-59c55,67,89,56,116,45,61,130,61,130,61,130v-44,,-44,,-44,m165,v,,-3,2,-9,5c133,19,71,51,,55v,,,,,c,147,,147,,147v70,,70,,70,c165,,165,,165,e" filled="f" stroked="f">
+                      <v:shape id="Freeform 7" style="position:absolute;left:23050;top:17407;width:7001;height:6239;visibility:visible;mso-wrap-style:square;v-text-anchor:top" coordsize="165,147" o:spid="_x0000_s1029" filled="f" stroked="f" path="m17,130v,-59,,-59,,-59c55,67,89,56,116,45,61,130,61,130,61,130v-44,,-44,,-44,m165,v,,-3,2,-9,5c133,19,71,51,,55v,,,,,c,147,,147,,147v70,,70,,70,c165,,165,,165,e" o:gfxdata="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">
                         <v:path arrowok="t" o:connecttype="custom" o:connectlocs="72130,551739;72130,301334;492184,190986;258821,551739;72130,551739;700089,0;661902,21221;0,233428;0,233428;0,623889;297007,623889;700089,0" o:connectangles="0,0,0,0,0,0,0,0,0,0,0,0"/>
                         <o:lock v:ext="edit" verticies="t"/>
                       </v:shape>
-                      <v:shape id="Freeform 8" o:spid="_x0000_s1030" style="position:absolute;left:19446;top:23646;width:6700;height:4587;visibility:visible;mso-wrap-style:square;v-text-anchor:top" coordsize="422,289" o:gfxdata="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" path="m45,244l45,48r329,l374,244r-329,xm422,r-8,l227,,190,,,,,289r422,l422,xe" filled="f" stroked="f">
+                      <v:shape id="Freeform 8" style="position:absolute;left:19446;top:23646;width:6700;height:4587;visibility:visible;mso-wrap-style:square;v-text-anchor:top" coordsize="422,289" o:spid="_x0000_s1030" filled="f" stroked="f" path="m45,244l45,48r329,l374,244r-329,xm422,r-8,l227,,190,,,,,289r422,l422,xe" o:gfxdata="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">
                         <v:path arrowok="t" o:connecttype="custom" o:connectlocs="71437,387350;71437,76200;593724,76200;593724,387350;71437,387350;669924,0;657224,0;360362,0;301625,0;0,0;0,458788;669924,458788;669924,0" o:connectangles="0,0,0,0,0,0,0,0,0,0,0,0,0"/>
                         <o:lock v:ext="edit" verticies="t"/>
                       </v:shape>
-                      <v:shape id="Freeform 9" o:spid="_x0000_s1031" style="position:absolute;left:19446;top:23646;width:6700;height:4587;visibility:visible;mso-wrap-style:square;v-text-anchor:top" coordsize="422,289" o:gfxdata="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" path="m45,244l45,48r329,l374,244r-329,m422,r-8,l227,,190,,,,,289r422,l422,e" fillcolor="#d8ccef" stroked="f">
+                      <v:shape id="Freeform 9" style="position:absolute;left:19446;top:23646;width:6700;height:4587;visibility:visible;mso-wrap-style:square;v-text-anchor:top" coordsize="422,289" o:spid="_x0000_s1031" fillcolor="#d8ccef" stroked="f" path="m45,244l45,48r329,l374,244r-329,m422,r-8,l227,,190,,,,,289r422,l422,e" o:gfxdata="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">
                         <v:fill opacity="0"/>
                         <v:path arrowok="t" o:connecttype="custom" o:connectlocs="71437,387350;71437,76200;593724,76200;593724,387350;71437,387350;669924,0;657224,0;360362,0;301625,0;0,0;0,458788;669924,458788;669924,0" o:connectangles="0,0,0,0,0,0,0,0,0,0,0,0,0"/>
                         <o:lock v:ext="edit" verticies="t"/>
                       </v:shape>
-                      <v:rect id="Rectangle 7" o:spid="_x0000_s1032" style="position:absolute;left:22209;top:-4357;width:841;height:23240;visibility:visible;mso-wrap-style:square;v-text-anchor:top" o:gfxdata="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" filled="f" stroked="f"/>
-                      <v:rect id="Rectangle 8" o:spid="_x0000_s1033" style="position:absolute;left:22209;top:-4357;width:841;height:23240;visibility:visible;mso-wrap-style:square;v-text-anchor:top" o:gfxdata="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" fillcolor="#d8ccef" stroked="f">
+                      <v:rect id="Rectangle 7" style="position:absolute;left:22209;top:-4357;width:841;height:23240;visibility:visible;mso-wrap-style:square;v-text-anchor:top" o:spid="_x0000_s1032" filled="f" stroked="f" o:gfxdata="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"/>
+                      <v:rect id="Rectangle 8" style="position:absolute;left:22209;top:-4357;width:841;height:23240;visibility:visible;mso-wrap-style:square;v-text-anchor:top" o:spid="_x0000_s1033" fillcolor="#d8ccef" stroked="f" o:gfxdata="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">
                         <v:fill opacity="0"/>
                       </v:rect>
-                      <v:shape id="Freeform 12" o:spid="_x0000_s1034" style="position:absolute;left:12350;top:-3547;width:6842;height:21890;visibility:visible;mso-wrap-style:square;v-text-anchor:top" coordsize="161,515" o:gfxdata="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" path="m147,c124,9,124,9,124,9v-124,322,,485,9,496c134,505,134,505,134,505v5,2,5,2,5,2c161,515,161,515,161,515,14,296,147,,147,e" filled="f" stroked="f">
+                      <v:shape id="Freeform 12" style="position:absolute;left:12350;top:-3547;width:6842;height:21890;visibility:visible;mso-wrap-style:square;v-text-anchor:top" coordsize="161,515" o:spid="_x0000_s1034" filled="f" stroked="f" path="m147,c124,9,124,9,124,9v-124,322,,485,9,496c134,505,134,505,134,505v5,2,5,2,5,2c161,515,161,515,161,515,14,296,147,,147,e" o:gfxdata="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">
                         <v:path arrowok="t" o:connecttype="custom" o:connectlocs="624716,0;526972,38257;565219,2146655;569469,2146655;590718,2155157;684213,2189163;624716,0" o:connectangles="0,0,0,0,0,0,0"/>
                       </v:shape>
-                      <v:shape id="Freeform 13" o:spid="_x0000_s1035" style="position:absolute;left:26273;top:-3547;width:6794;height:21890;visibility:visible;mso-wrap-style:square;v-text-anchor:top" coordsize="160,515" o:gfxdata="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" path="m14,c14,,147,296,,515v21,-8,21,-8,21,-8c27,505,27,505,27,505v,,1,,1,c37,493,160,330,37,9,14,,14,,14,e" filled="f" stroked="f">
+                      <v:shape id="Freeform 13" style="position:absolute;left:26273;top:-3547;width:6794;height:21890;visibility:visible;mso-wrap-style:square;v-text-anchor:top" coordsize="160,515" o:spid="_x0000_s1035" filled="f" stroked="f" path="m14,c14,,147,296,,515v21,-8,21,-8,21,-8c27,505,27,505,27,505v,,1,,1,c37,493,160,330,37,9,14,,14,,14,e" o:gfxdata="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">
                         <v:path arrowok="t" o:connecttype="custom" o:connectlocs="59452,0;0,2189163;89178,2155157;114657,2146655;118904,2146655;157123,38257;59452,0" o:connectangles="0,0,0,0,0,0,0"/>
                       </v:shape>
-                      <v:shape id="Freeform 14" o:spid="_x0000_s1036" style="position:absolute;top:10342;width:10731;height:6557;visibility:visible;mso-wrap-style:square;v-text-anchor:top" coordsize="253,154" o:gfxdata="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" path="m246,c161,,133,81,133,81,116,77,101,75,88,75,22,75,,121,,121v,33,,33,,33c25,114,71,106,105,106v24,,41,4,41,4c163,26,243,24,252,24v1,,1,,1,c251,,251,,251,v-2,,-3,,-5,e" filled="f" stroked="f">
+                      <v:shape id="Freeform 14" style="position:absolute;top:10342;width:10731;height:6557;visibility:visible;mso-wrap-style:square;v-text-anchor:top" coordsize="253,154" o:spid="_x0000_s1036" filled="f" stroked="f" path="m246,c161,,133,81,133,81,116,77,101,75,88,75,22,75,,121,,121v,33,,33,,33c25,114,71,106,105,106v24,,41,4,41,4c163,26,243,24,252,24v1,,1,,1,c251,,251,,251,v-2,,-3,,-5,e" o:gfxdata="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">
                         <v:path arrowok="t" o:connecttype="custom" o:connectlocs="1043459,0;564147,344849;373270,319305;0,515145;0,655639;445379,451284;619289,468314;1068909,102178;1073151,102178;1064668,0;1043459,0" o:connectangles="0,0,0,0,0,0,0,0,0,0,0"/>
                       </v:shape>
-                      <v:shape id="Freeform 15" o:spid="_x0000_s1037" style="position:absolute;left:34258;top:11787;width:10827;height:7477;visibility:visible;mso-wrap-style:square;v-text-anchor:top" coordsize="255,176" o:gfxdata="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" path="m6,c,12,,12,,12,105,40,59,147,59,147v27,-13,51,-18,71,-18c189,129,215,173,215,173v40,3,40,3,40,3c255,160,255,160,255,160v-3,,-3,,-3,c217,158,217,158,217,158,193,122,159,113,131,113v-26,,-47,8,-47,8c102,19,6,,6,e" filled="f" stroked="f">
+                      <v:shape id="Freeform 15" style="position:absolute;left:34258;top:11787;width:10827;height:7477;visibility:visible;mso-wrap-style:square;v-text-anchor:top" coordsize="255,176" o:spid="_x0000_s1037" filled="f" stroked="f" path="m6,c,12,,12,,12,105,40,59,147,59,147v27,-13,51,-18,71,-18c189,129,215,173,215,173v40,3,40,3,40,3c255,160,255,160,255,160v-3,,-3,,-3,c217,158,217,158,217,158,193,122,159,113,131,113v-26,,-47,8,-47,8c102,19,6,,6,e" o:gfxdata="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">
                         <v:path arrowok="t" o:connecttype="custom" o:connectlocs="25475,0;0,50980;250501,624510;551952,548040;912844,734968;1082675,747713;1082675,679739;1069938,679739;921335,671242;556198,480066;356646,514053;25475,0" o:connectangles="0,0,0,0,0,0,0,0,0,0,0,0"/>
                       </v:shape>
-                      <v:oval id="Oval 13" o:spid="_x0000_s1038" style="position:absolute;left:5476;top:7421;width:1826;height:1778;visibility:visible;mso-wrap-style:square;v-text-anchor:top" o:gfxdata="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" filled="f" stroked="f"/>
-                      <v:oval id="Oval 14" o:spid="_x0000_s1039" style="position:absolute;left:38671;top:7421;width:1826;height:1778;visibility:visible;mso-wrap-style:square;v-text-anchor:top" o:gfxdata="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" filled="f" stroked="f"/>
-                      <v:oval id="Oval 15" o:spid="_x0000_s1040" style="position:absolute;left:43211;top:7421;width:1826;height:1778;visibility:visible;mso-wrap-style:square;v-text-anchor:top" o:gfxdata="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" filled="f" stroked="f"/>
-                      <v:oval id="Oval 16" o:spid="_x0000_s1041" style="position:absolute;left:43211;top:13486;width:1826;height:1841;visibility:visible;mso-wrap-style:square;v-text-anchor:top" o:gfxdata="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" filled="f" stroked="f"/>
-                      <v:oval id="Oval 17" o:spid="_x0000_s1042" style="position:absolute;left:38671;top:13486;width:1826;height:1841;visibility:visible;mso-wrap-style:square;v-text-anchor:top" o:gfxdata="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" filled="f" stroked="f"/>
-                      <v:oval id="Oval 18" o:spid="_x0000_s1043" style="position:absolute;left:968;top:7421;width:1794;height:1778;visibility:visible;mso-wrap-style:square;v-text-anchor:top" o:gfxdata="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" filled="f" stroked="f"/>
-                      <v:oval id="Oval 19" o:spid="_x0000_s1044" style="position:absolute;left:3175;top:3976;width:1793;height:1826;visibility:visible;mso-wrap-style:square;v-text-anchor:top" o:gfxdata="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" filled="f" stroked="f"/>
-                      <v:oval id="Oval 20" o:spid="_x0000_s1045" style="position:absolute;left:36337;top:3976;width:1826;height:1826;visibility:visible;mso-wrap-style:square;v-text-anchor:top" o:gfxdata="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" filled="f" stroked="f"/>
-                      <v:oval id="Oval 21" o:spid="_x0000_s1046" style="position:absolute;left:40925;top:3976;width:1826;height:1826;visibility:visible;mso-wrap-style:square;v-text-anchor:top" o:gfxdata="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" filled="f" stroked="f"/>
-                      <v:oval id="Oval 22" o:spid="_x0000_s1047" style="position:absolute;left:36337;top:10644;width:1826;height:1826;visibility:visible;mso-wrap-style:square;v-text-anchor:top" o:gfxdata="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" filled="f" stroked="f"/>
-                      <v:oval id="Oval 23" o:spid="_x0000_s1048" style="position:absolute;left:40925;top:10644;width:1826;height:1826;visibility:visible;mso-wrap-style:square;v-text-anchor:top" o:gfxdata="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" filled="f" stroked="f"/>
-                      <v:oval id="Oval 24" o:spid="_x0000_s1049" style="position:absolute;left:3175;top:10438;width:1793;height:1825;visibility:visible;mso-wrap-style:square;v-text-anchor:top" o:gfxdata="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" filled="f" stroked="f"/>
-                      <v:oval id="Oval 25" o:spid="_x0000_s1050" style="position:absolute;left:7889;top:3976;width:1826;height:1826;visibility:visible;mso-wrap-style:square;v-text-anchor:top" o:gfxdata="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" filled="f" stroked="f"/>
+                      <v:oval id="Oval 13" style="position:absolute;left:5476;top:7421;width:1826;height:1778;visibility:visible;mso-wrap-style:square;v-text-anchor:top" o:spid="_x0000_s1038" filled="f" stroked="f" o:gfxdata="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"/>
+                      <v:oval id="Oval 14" style="position:absolute;left:38671;top:7421;width:1826;height:1778;visibility:visible;mso-wrap-style:square;v-text-anchor:top" o:spid="_x0000_s1039" filled="f" stroked="f" o:gfxdata="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"/>
+                      <v:oval id="Oval 15" style="position:absolute;left:43211;top:7421;width:1826;height:1778;visibility:visible;mso-wrap-style:square;v-text-anchor:top" o:spid="_x0000_s1040" filled="f" stroked="f" o:gfxdata="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"/>
+                      <v:oval id="Oval 16" style="position:absolute;left:43211;top:13486;width:1826;height:1841;visibility:visible;mso-wrap-style:square;v-text-anchor:top" o:spid="_x0000_s1041" filled="f" stroked="f" o:gfxdata="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"/>
+                      <v:oval id="Oval 17" style="position:absolute;left:38671;top:13486;width:1826;height:1841;visibility:visible;mso-wrap-style:square;v-text-anchor:top" o:spid="_x0000_s1042" filled="f" stroked="f" o:gfxdata="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"/>
+                      <v:oval id="Oval 18" style="position:absolute;left:968;top:7421;width:1794;height:1778;visibility:visible;mso-wrap-style:square;v-text-anchor:top" o:spid="_x0000_s1043" filled="f" stroked="f" o:gfxdata="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"/>
+                      <v:oval id="Oval 19" style="position:absolute;left:3175;top:3976;width:1793;height:1826;visibility:visible;mso-wrap-style:square;v-text-anchor:top" o:spid="_x0000_s1044" filled="f" stroked="f" o:gfxdata="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"/>
+                      <v:oval id="Oval 20" style="position:absolute;left:36337;top:3976;width:1826;height:1826;visibility:visible;mso-wrap-style:square;v-text-anchor:top" o:spid="_x0000_s1045" filled="f" stroked="f" o:gfxdata="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"/>
+                      <v:oval id="Oval 21" style="position:absolute;left:40925;top:3976;width:1826;height:1826;visibility:visible;mso-wrap-style:square;v-text-anchor:top" o:spid="_x0000_s1046" filled="f" stroked="f" o:gfxdata="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"/>
+                      <v:oval id="Oval 22" style="position:absolute;left:36337;top:10644;width:1826;height:1826;visibility:visible;mso-wrap-style:square;v-text-anchor:top" o:spid="_x0000_s1047" filled="f" stroked="f" o:gfxdata="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"/>
+                      <v:oval id="Oval 23" style="position:absolute;left:40925;top:10644;width:1826;height:1826;visibility:visible;mso-wrap-style:square;v-text-anchor:top" o:spid="_x0000_s1048" filled="f" stroked="f" o:gfxdata="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"/>
+                      <v:oval id="Oval 24" style="position:absolute;left:3175;top:10438;width:1793;height:1825;visibility:visible;mso-wrap-style:square;v-text-anchor:top" o:spid="_x0000_s1049" filled="f" stroked="f" o:gfxdata="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"/>
+                      <v:oval id="Oval 25" style="position:absolute;left:7889;top:3976;width:1826;height:1826;visibility:visible;mso-wrap-style:square;v-text-anchor:top" o:spid="_x0000_s1050" filled="f" stroked="f" o:gfxdata="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"/>
                       <w10:anchorlock/>
                     </v:group>
                   </w:pict>
@@ -3050,7 +3050,7 @@
                 </mc:Choice>
                 <mc:Fallback>
                   <w:pict>
-                    <v:rect w14:anchorId="61BDFB4C" id="Sm rectangle in text - left" o:spid="_x0000_s1026" alt="&quot;&quot;" style="width:45.35pt;height:9.35pt;visibility:visible;mso-wrap-style:square;mso-left-percent:-10001;mso-top-percent:-10001;mso-position-horizontal:absolute;mso-position-horizontal-relative:char;mso-position-vertical:absolute;mso-position-vertical-relative:line;mso-left-percent:-10001;mso-top-percent:-10001;v-text-anchor:middle" o:gfxdata="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" fillcolor="#454c02 [3205]" stroked="f" strokeweight="1pt">
+                    <v:rect id="Sm rectangle in text - left" style="width:45.35pt;height:9.35pt;visibility:visible;mso-wrap-style:square;mso-left-percent:-10001;mso-top-percent:-10001;mso-position-horizontal:absolute;mso-position-horizontal-relative:char;mso-position-vertical:absolute;mso-position-vertical-relative:line;mso-left-percent:-10001;mso-top-percent:-10001;v-text-anchor:middle" alt="&quot;&quot;" o:spid="_x0000_s1026" fillcolor="#454c02 [3205]" stroked="f" strokeweight="1pt" o:gfxdata="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" w14:anchorId="61BDFB4C">
                       <w10:anchorlock/>
                     </v:rect>
                   </w:pict>
@@ -3105,7 +3105,7 @@
               <mc:AlternateContent>
                 <mc:Choice Requires="wpg">
                   <w:drawing>
-                    <wp:anchor distT="0" distB="0" distL="114300" distR="114300" simplePos="0" relativeHeight="251659264" behindDoc="0" locked="1" layoutInCell="1" allowOverlap="1" wp14:anchorId="1440EC0C" wp14:editId="753E28B3">
+                    <wp:anchor distT="0" distB="0" distL="114300" distR="114300" simplePos="0" relativeHeight="251659264" behindDoc="0" locked="1" layoutInCell="1" allowOverlap="1" wp14:editId="753E28B3" wp14:anchorId="1440EC0C">
                       <wp:simplePos x="0" y="0"/>
                       <wp:positionH relativeFrom="column">
                         <wp:posOffset>3175</wp:posOffset>
@@ -3517,18 +3517,18 @@
                 </mc:Choice>
                 <mc:Fallback>
                   <w:pict>
-                    <v:group w14:anchorId="26052FE7" id="Small rectangles - pg1 right" o:spid="_x0000_s1026" alt="&quot;&quot;" style="position:absolute;margin-left:.25pt;margin-top:36pt;width:126pt;height:62.65pt;z-index:251659264;mso-width-relative:margin;mso-height-relative:margin" coordorigin="-127" coordsize="21399,10572" o:gfxdata="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">
+                    <v:group id="Small rectangles - pg1 right" style="position:absolute;margin-left:.25pt;margin-top:36pt;width:126pt;height:62.65pt;z-index:251659264;mso-width-relative:margin;mso-height-relative:margin" alt="&quot;&quot;" coordsize="21399,10572" coordorigin="-127" o:spid="_x0000_s1026" o:gfxdata="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" w14:anchorId="26052FE7">
                       <o:lock v:ext="edit" aspectratio="t"/>
-                      <v:rect id="Rectangle 40" o:spid="_x0000_s1027" style="position:absolute;left:-127;width:4476;height:1539;visibility:visible;mso-wrap-style:square;v-text-anchor:top" o:gfxdata="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" filled="f" stroked="f"/>
-                      <v:rect id="Rectangle 41" o:spid="_x0000_s1028" style="position:absolute;left:5365;width:13430;height:1539;visibility:visible;mso-wrap-style:square;v-text-anchor:top" o:gfxdata="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" filled="f" stroked="f"/>
-                      <v:rect id="Rectangle 42" o:spid="_x0000_s1029" style="position:absolute;left:12826;top:3032;width:8446;height:1540;visibility:visible;mso-wrap-style:square;v-text-anchor:top" o:gfxdata="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" filled="f" stroked="f"/>
-                      <v:rect id="Rectangle 43" o:spid="_x0000_s1030" style="position:absolute;left:8905;top:3032;width:2937;height:1540;visibility:visible;mso-wrap-style:square;v-text-anchor:top" o:gfxdata="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" filled="f" stroked="f"/>
-                      <v:rect id="Rectangle 44" o:spid="_x0000_s1031" style="position:absolute;left:-127;top:3032;width:7889;height:1540;visibility:visible;mso-wrap-style:square;v-text-anchor:top" o:gfxdata="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" filled="f" stroked="f"/>
-                      <v:rect id="Rectangle 46" o:spid="_x0000_s1032" style="position:absolute;left:-127;top:5984;width:2428;height:1556;visibility:visible;mso-wrap-style:square;v-text-anchor:top" o:gfxdata="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" filled="f" stroked="f"/>
-                      <v:rect id="Rectangle 47" o:spid="_x0000_s1033" style="position:absolute;left:3365;top:5984;width:10604;height:1556;visibility:visible;mso-wrap-style:square;v-text-anchor:top" o:gfxdata="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" filled="f" stroked="f"/>
-                      <v:rect id="Rectangle 48" o:spid="_x0000_s1034" style="position:absolute;left:15334;top:9032;width:2016;height:1540;visibility:visible;mso-wrap-style:square;v-text-anchor:top" o:gfxdata="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" filled="f" stroked="f"/>
-                      <v:rect id="Rectangle 49" o:spid="_x0000_s1035" style="position:absolute;left:5539;top:9032;width:8906;height:1540;visibility:visible;mso-wrap-style:square;v-text-anchor:top" o:gfxdata="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" filled="f" stroked="f"/>
-                      <v:rect id="Rectangle 50" o:spid="_x0000_s1036" style="position:absolute;left:-127;top:9032;width:4650;height:1540;visibility:visible;mso-wrap-style:square;v-text-anchor:top" o:gfxdata="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" filled="f" stroked="f"/>
+                      <v:rect id="Rectangle 40" style="position:absolute;left:-127;width:4476;height:1539;visibility:visible;mso-wrap-style:square;v-text-anchor:top" o:spid="_x0000_s1027" filled="f" stroked="f" o:gfxdata="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"/>
+                      <v:rect id="Rectangle 41" style="position:absolute;left:5365;width:13430;height:1539;visibility:visible;mso-wrap-style:square;v-text-anchor:top" o:spid="_x0000_s1028" filled="f" stroked="f" o:gfxdata="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"/>
+                      <v:rect id="Rectangle 42" style="position:absolute;left:12826;top:3032;width:8446;height:1540;visibility:visible;mso-wrap-style:square;v-text-anchor:top" o:spid="_x0000_s1029" filled="f" stroked="f" o:gfxdata="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"/>
+                      <v:rect id="Rectangle 43" style="position:absolute;left:8905;top:3032;width:2937;height:1540;visibility:visible;mso-wrap-style:square;v-text-anchor:top" o:spid="_x0000_s1030" filled="f" stroked="f" o:gfxdata="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"/>
+                      <v:rect id="Rectangle 44" style="position:absolute;left:-127;top:3032;width:7889;height:1540;visibility:visible;mso-wrap-style:square;v-text-anchor:top" o:spid="_x0000_s1031" filled="f" stroked="f" o:gfxdata="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"/>
+                      <v:rect id="Rectangle 46" style="position:absolute;left:-127;top:5984;width:2428;height:1556;visibility:visible;mso-wrap-style:square;v-text-anchor:top" o:spid="_x0000_s1032" filled="f" stroked="f" o:gfxdata="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"/>
+                      <v:rect id="Rectangle 47" style="position:absolute;left:3365;top:5984;width:10604;height:1556;visibility:visible;mso-wrap-style:square;v-text-anchor:top" o:spid="_x0000_s1033" filled="f" stroked="f" o:gfxdata="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"/>
+                      <v:rect id="Rectangle 48" style="position:absolute;left:15334;top:9032;width:2016;height:1540;visibility:visible;mso-wrap-style:square;v-text-anchor:top" o:spid="_x0000_s1034" filled="f" stroked="f" o:gfxdata="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"/>
+                      <v:rect id="Rectangle 49" style="position:absolute;left:5539;top:9032;width:8906;height:1540;visibility:visible;mso-wrap-style:square;v-text-anchor:top" o:spid="_x0000_s1035" filled="f" stroked="f" o:gfxdata="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"/>
+                      <v:rect id="Rectangle 50" style="position:absolute;left:-127;top:9032;width:4650;height:1540;visibility:visible;mso-wrap-style:square;v-text-anchor:top" o:spid="_x0000_s1036" filled="f" stroked="f" o:gfxdata="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"/>
                       <w10:anchorlock/>
                     </v:group>
                   </w:pict>
@@ -4016,7 +4016,7 @@
         <mc:AlternateContent>
           <mc:Choice Requires="wpg">
             <w:drawing>
-              <wp:anchor distT="0" distB="0" distL="114300" distR="114300" simplePos="0" relativeHeight="251663360" behindDoc="0" locked="1" layoutInCell="1" allowOverlap="1" wp14:anchorId="16B37896" wp14:editId="5642A3C0">
+              <wp:anchor distT="0" distB="0" distL="114300" distR="114300" simplePos="0" relativeHeight="251663360" behindDoc="0" locked="1" layoutInCell="1" allowOverlap="1" wp14:editId="5642A3C0" wp14:anchorId="16B37896">
                 <wp:simplePos x="0" y="0"/>
                 <wp:positionH relativeFrom="column">
                   <wp:posOffset>3333750</wp:posOffset>
@@ -4425,18 +4425,18 @@
           </mc:Choice>
           <mc:Fallback>
             <w:pict>
-              <v:group w14:anchorId="62DECCEA" id="Sm rectangles - pg2 middle" o:spid="_x0000_s1026" alt="&quot;&quot;" style="position:absolute;margin-left:262.5pt;margin-top:38.15pt;width:129.5pt;height:64.1pt;z-index:251663360;mso-position-vertical-relative:page;mso-height-relative:margin" coordsize="21399,10572" o:gfxdata="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">
+              <v:group id="Sm rectangles - pg2 middle" style="position:absolute;margin-left:262.5pt;margin-top:38.15pt;width:129.5pt;height:64.1pt;z-index:251663360;mso-position-vertical-relative:page;mso-height-relative:margin" alt="&quot;&quot;" coordsize="21399,10572" o:spid="_x0000_s1026" o:gfxdata="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" w14:anchorId="62DECCEA">
                 <o:lock v:ext="edit" aspectratio="t"/>
-                <v:rect id="Rectangle 930139927" o:spid="_x0000_s1027" style="position:absolute;width:4476;height:1539;visibility:visible;mso-wrap-style:square;v-text-anchor:top" o:gfxdata="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" filled="f" stroked="f"/>
-                <v:rect id="Rectangle 1236724705" o:spid="_x0000_s1028" style="position:absolute;left:5492;width:13431;height:1539;visibility:visible;mso-wrap-style:square;v-text-anchor:top" o:gfxdata="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" filled="f" stroked="f"/>
-                <v:rect id="Rectangle 1987528879" o:spid="_x0000_s1029" style="position:absolute;left:12954;top:3032;width:8445;height:1540;visibility:visible;mso-wrap-style:square;v-text-anchor:top" o:gfxdata="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" filled="f" stroked="f"/>
-                <v:rect id="Rectangle 1093894637" o:spid="_x0000_s1030" style="position:absolute;left:9032;top:3032;width:2937;height:1540;visibility:visible;mso-wrap-style:square;v-text-anchor:top" o:gfxdata="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" filled="f" stroked="f"/>
-                <v:rect id="Rectangle 1734236408" o:spid="_x0000_s1031" style="position:absolute;top:3032;width:7889;height:1540;visibility:visible;mso-wrap-style:square;v-text-anchor:top" o:gfxdata="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" filled="f" stroked="f"/>
-                <v:rect id="Rectangle 1110527839" o:spid="_x0000_s1032" style="position:absolute;top:5984;width:2428;height:1556;visibility:visible;mso-wrap-style:square;v-text-anchor:top" o:gfxdata="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" filled="f" stroked="f"/>
-                <v:rect id="Rectangle 2115928997" o:spid="_x0000_s1033" style="position:absolute;left:3492;top:5984;width:10605;height:1556;visibility:visible;mso-wrap-style:square;v-text-anchor:top" o:gfxdata="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" filled="f" stroked="f"/>
-                <v:rect id="Rectangle 553113950" o:spid="_x0000_s1034" style="position:absolute;left:15462;top:9032;width:2016;height:1540;visibility:visible;mso-wrap-style:square;v-text-anchor:top" o:gfxdata="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" filled="f" stroked="f"/>
-                <v:rect id="Rectangle 1668654407" o:spid="_x0000_s1035" style="position:absolute;left:5667;top:9032;width:8906;height:1540;visibility:visible;mso-wrap-style:square;v-text-anchor:top" o:gfxdata="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" filled="f" stroked="f"/>
-                <v:rect id="Rectangle 1878420868" o:spid="_x0000_s1036" style="position:absolute;top:9032;width:4651;height:1540;visibility:visible;mso-wrap-style:square;v-text-anchor:top" o:gfxdata="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" filled="f" stroked="f"/>
+                <v:rect id="Rectangle 930139927" style="position:absolute;width:4476;height:1539;visibility:visible;mso-wrap-style:square;v-text-anchor:top" o:spid="_x0000_s1027" filled="f" stroked="f" o:gfxdata="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"/>
+                <v:rect id="Rectangle 1236724705" style="position:absolute;left:5492;width:13431;height:1539;visibility:visible;mso-wrap-style:square;v-text-anchor:top" o:spid="_x0000_s1028" filled="f" stroked="f" o:gfxdata="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"/>
+                <v:rect id="Rectangle 1987528879" style="position:absolute;left:12954;top:3032;width:8445;height:1540;visibility:visible;mso-wrap-style:square;v-text-anchor:top" o:spid="_x0000_s1029" filled="f" stroked="f" o:gfxdata="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"/>
+                <v:rect id="Rectangle 1093894637" style="position:absolute;left:9032;top:3032;width:2937;height:1540;visibility:visible;mso-wrap-style:square;v-text-anchor:top" o:spid="_x0000_s1030" filled="f" stroked="f" o:gfxdata="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"/>
+                <v:rect id="Rectangle 1734236408" style="position:absolute;top:3032;width:7889;height:1540;visibility:visible;mso-wrap-style:square;v-text-anchor:top" o:spid="_x0000_s1031" filled="f" stroked="f" o:gfxdata="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"/>
+                <v:rect id="Rectangle 1110527839" style="position:absolute;top:5984;width:2428;height:1556;visibility:visible;mso-wrap-style:square;v-text-anchor:top" o:spid="_x0000_s1032" filled="f" stroked="f" o:gfxdata="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"/>
+                <v:rect id="Rectangle 2115928997" style="position:absolute;left:3492;top:5984;width:10605;height:1556;visibility:visible;mso-wrap-style:square;v-text-anchor:top" o:spid="_x0000_s1033" filled="f" stroked="f" o:gfxdata="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"/>
+                <v:rect id="Rectangle 553113950" style="position:absolute;left:15462;top:9032;width:2016;height:1540;visibility:visible;mso-wrap-style:square;v-text-anchor:top" o:spid="_x0000_s1034" filled="f" stroked="f" o:gfxdata="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"/>
+                <v:rect id="Rectangle 1668654407" style="position:absolute;left:5667;top:9032;width:8906;height:1540;visibility:visible;mso-wrap-style:square;v-text-anchor:top" o:spid="_x0000_s1035" filled="f" stroked="f" o:gfxdata="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"/>
+                <v:rect id="Rectangle 1878420868" style="position:absolute;top:9032;width:4651;height:1540;visibility:visible;mso-wrap-style:square;v-text-anchor:top" o:spid="_x0000_s1036" filled="f" stroked="f" o:gfxdata="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"/>
                 <w10:wrap anchory="page"/>
                 <w10:anchorlock/>
               </v:group>
@@ -4458,12 +4458,12 @@
         <w:tblStyle w:val="TableGrid"/>
         <w:tblW w:w="0" w:type="auto"/>
         <w:tblBorders>
-          <w:top w:val="none" w:sz="0" w:space="0" w:color="auto"/>
-          <w:left w:val="none" w:sz="0" w:space="0" w:color="auto"/>
-          <w:bottom w:val="none" w:sz="0" w:space="0" w:color="auto"/>
-          <w:right w:val="none" w:sz="0" w:space="0" w:color="auto"/>
-          <w:insideH w:val="none" w:sz="0" w:space="0" w:color="auto"/>
-          <w:insideV w:val="none" w:sz="0" w:space="0" w:color="auto"/>
+          <w:top w:val="none" w:color="auto" w:sz="0" w:space="0"/>
+          <w:left w:val="none" w:color="auto" w:sz="0" w:space="0"/>
+          <w:bottom w:val="none" w:color="auto" w:sz="0" w:space="0"/>
+          <w:right w:val="none" w:color="auto" w:sz="0" w:space="0"/>
+          <w:insideH w:val="none" w:color="auto" w:sz="0" w:space="0"/>
+          <w:insideV w:val="none" w:color="auto" w:sz="0" w:space="0"/>
         </w:tblBorders>
         <w:tblLayout w:type="fixed"/>
         <w:tblCellMar>
@@ -4484,7 +4484,7 @@
       </w:tblGrid>
       <w:tr>
         <w:trPr>
-          <w:trHeight w:hRule="exact" w:val="4491"/>
+          <w:trHeight w:val="4491" w:hRule="exact"/>
         </w:trPr>
         <w:tc>
           <w:tcPr>
@@ -4505,7 +4505,7 @@
               <mc:AlternateContent>
                 <mc:Choice Requires="wpg">
                   <w:drawing>
-                    <wp:anchor distT="0" distB="0" distL="114300" distR="114300" simplePos="0" relativeHeight="251669504" behindDoc="0" locked="1" layoutInCell="1" allowOverlap="1" wp14:anchorId="69B34EA0" wp14:editId="7786727E">
+                    <wp:anchor distT="0" distB="0" distL="114300" distR="114300" simplePos="0" relativeHeight="251669504" behindDoc="0" locked="1" layoutInCell="1" allowOverlap="1" wp14:editId="7786727E" wp14:anchorId="69B34EA0">
                       <wp:simplePos x="0" y="0"/>
                       <wp:positionH relativeFrom="column">
                         <wp:posOffset>137160</wp:posOffset>
@@ -6253,58 +6253,58 @@
                 </mc:Choice>
                 <mc:Fallback>
                   <w:pict>
-                    <v:group w14:anchorId="07640523" id="Hot air balloon - pg2" o:spid="_x0000_s1026" alt="&quot;&quot;" style="position:absolute;margin-left:10.8pt;margin-top:54pt;width:218.15pt;height:162pt;z-index:251669504;mso-width-relative:margin;mso-height-relative:margin" coordsize="45085,33432" o:gfxdata="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">
+                    <v:group id="Hot air balloon - pg2" style="position:absolute;margin-left:10.8pt;margin-top:54pt;width:218.15pt;height:162pt;z-index:251669504;mso-width-relative:margin;mso-height-relative:margin" alt="&quot;&quot;" coordsize="45085,33432" o:spid="_x0000_s1026" o:gfxdata="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" w14:anchorId="07640523">
                       <o:lock v:ext="edit" aspectratio="t"/>
-                      <v:shape id="Freeform 5" o:spid="_x0000_s1027" style="position:absolute;left:10271;width:24923;height:24939;visibility:visible;mso-wrap-style:square;v-text-anchor:top" coordsize="587,587" o:gfxdata="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" path="m182,544c86,501,20,405,20,293,20,142,142,19,293,19v152,,274,123,274,274c567,405,501,501,405,544v,,-1,,-1,c398,546,398,546,398,546v-32,14,-68,21,-105,21c256,567,220,560,188,546v-5,-2,-5,-2,-5,-2c183,544,183,544,182,544m293,c131,,,131,,293,,394,50,482,127,535v19,12,84,48,160,52c287,587,287,587,287,587v2,,4,,6,c296,587,298,587,301,587v,,,,,c372,583,434,551,457,537,536,485,587,395,587,293,587,131,456,,293,e" filled="f" stroked="f">
+                      <v:shape id="Freeform 5" style="position:absolute;left:10271;width:24923;height:24939;visibility:visible;mso-wrap-style:square;v-text-anchor:top" coordsize="587,587" o:spid="_x0000_s1027" filled="f" stroked="f" path="m182,544c86,501,20,405,20,293,20,142,142,19,293,19v152,,274,123,274,274c567,405,501,501,405,544v,,-1,,-1,c398,546,398,546,398,546v-32,14,-68,21,-105,21c256,567,220,560,188,546v-5,-2,-5,-2,-5,-2c183,544,183,544,182,544m293,c131,,,131,,293,,394,50,482,127,535v19,12,84,48,160,52c287,587,287,587,287,587v2,,4,,6,c296,587,298,587,301,587v,,,,,c372,583,434,551,457,537,536,485,587,395,587,293,587,131,456,,293,e" o:gfxdata="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">
                         <v:path arrowok="t" o:connecttype="custom" o:connectlocs="772764,2311271;84919,1244857;1244065,80725;2407456,1244857;1719611,2311271;1715365,2311271;1689890,2319768;1244065,2408990;798239,2319768;777010,2311271;772764,2311271;1244065,0;0,1244857;539236,2273033;1218589,2493963;1218589,2493963;1244065,2493963;1278032,2493963;1278032,2493963;1940401,2281530;2492375,1244857;1244065,0" o:connectangles="0,0,0,0,0,0,0,0,0,0,0,0,0,0,0,0,0,0,0,0,0,0"/>
                         <o:lock v:ext="edit" verticies="t"/>
                       </v:shape>
-                      <v:shape id="Freeform 6" o:spid="_x0000_s1028" style="position:absolute;left:15414;top:22606;width:7049;height:6238;visibility:visible;mso-wrap-style:square;v-text-anchor:top" coordsize="166,147" o:gfxdata="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" path="m104,130c50,45,50,45,50,45v26,11,61,22,98,26c148,130,148,130,148,130v-44,,-44,,-44,m,c95,147,95,147,95,147v71,,71,,71,c166,55,166,55,166,55v,,,,,c90,51,25,15,6,3,2,1,,,,e" filled="f" stroked="f">
+                      <v:shape id="Freeform 6" style="position:absolute;left:15414;top:22606;width:7049;height:6238;visibility:visible;mso-wrap-style:square;v-text-anchor:top" coordsize="166,147" o:spid="_x0000_s1028" filled="f" stroked="f" path="m104,130c50,45,50,45,50,45v26,11,61,22,98,26c148,130,148,130,148,130v-44,,-44,,-44,m,c95,147,95,147,95,147v71,,71,,71,c166,55,166,55,166,55v,,,,,c90,51,25,15,6,3,2,1,,,,e" o:gfxdata="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">
                         <v:path arrowok="t" o:connecttype="custom" o:connectlocs="441593,551738;212304,190986;628420,301334;628420,551738;441593,551738;0,0;403378,623888;704850,623888;704850,233427;704850,233427;25477,12732;0,0" o:connectangles="0,0,0,0,0,0,0,0,0,0,0,0"/>
                         <o:lock v:ext="edit" verticies="t"/>
                       </v:shape>
-                      <v:shape id="Freeform 7" o:spid="_x0000_s1029" style="position:absolute;left:23050;top:22606;width:7001;height:6238;visibility:visible;mso-wrap-style:square;v-text-anchor:top" coordsize="165,147" o:gfxdata="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" path="m17,130v,-59,,-59,,-59c55,67,89,56,116,45,61,130,61,130,61,130v-44,,-44,,-44,m165,v,,-3,2,-9,5c133,19,71,51,,55v,,,,,c,147,,147,,147v70,,70,,70,c165,,165,,165,e" filled="f" stroked="f">
+                      <v:shape id="Freeform 7" style="position:absolute;left:23050;top:22606;width:7001;height:6238;visibility:visible;mso-wrap-style:square;v-text-anchor:top" coordsize="165,147" o:spid="_x0000_s1029" filled="f" stroked="f" path="m17,130v,-59,,-59,,-59c55,67,89,56,116,45,61,130,61,130,61,130v-44,,-44,,-44,m165,v,,-3,2,-9,5c133,19,71,51,,55v,,,,,c,147,,147,,147v70,,70,,70,c165,,165,,165,e" o:gfxdata="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">
                         <v:path arrowok="t" o:connecttype="custom" o:connectlocs="72130,551738;72130,301334;492183,190986;258820,551738;72130,551738;700088,0;661901,21221;0,233427;0,233427;0,623888;297007,623888;700088,0" o:connectangles="0,0,0,0,0,0,0,0,0,0,0,0"/>
                         <o:lock v:ext="edit" verticies="t"/>
                       </v:shape>
-                      <v:shape id="Freeform 8" o:spid="_x0000_s1030" style="position:absolute;left:19446;top:28844;width:6700;height:4588;visibility:visible;mso-wrap-style:square;v-text-anchor:top" coordsize="422,289" o:gfxdata="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" path="m45,244l45,48r329,l374,244r-329,xm422,r-8,l227,,190,,,,,289r422,l422,xe" filled="f" stroked="f">
+                      <v:shape id="Freeform 8" style="position:absolute;left:19446;top:28844;width:6700;height:4588;visibility:visible;mso-wrap-style:square;v-text-anchor:top" coordsize="422,289" o:spid="_x0000_s1030" filled="f" stroked="f" path="m45,244l45,48r329,l374,244r-329,xm422,r-8,l227,,190,,,,,289r422,l422,xe" o:gfxdata="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">
                         <v:path arrowok="t" o:connecttype="custom" o:connectlocs="71438,387350;71438,76200;593725,76200;593725,387350;71438,387350;669925,0;657225,0;360363,0;301625,0;0,0;0,458788;669925,458788;669925,0" o:connectangles="0,0,0,0,0,0,0,0,0,0,0,0,0"/>
                         <o:lock v:ext="edit" verticies="t"/>
                       </v:shape>
-                      <v:shape id="Freeform 9" o:spid="_x0000_s1031" style="position:absolute;left:19446;top:28844;width:6700;height:4588;visibility:visible;mso-wrap-style:square;v-text-anchor:top" coordsize="422,289" o:gfxdata="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" path="m45,244l45,48r329,l374,244r-329,m422,r-8,l227,,190,,,,,289r422,l422,e" fillcolor="#492a86 [3204]" stroked="f">
+                      <v:shape id="Freeform 9" style="position:absolute;left:19446;top:28844;width:6700;height:4588;visibility:visible;mso-wrap-style:square;v-text-anchor:top" coordsize="422,289" o:spid="_x0000_s1031" fillcolor="#492a86 [3204]" stroked="f" path="m45,244l45,48r329,l374,244r-329,m422,r-8,l227,,190,,,,,289r422,l422,e" o:gfxdata="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">
                         <v:fill opacity="0"/>
                         <v:path arrowok="t" o:connecttype="custom" o:connectlocs="71438,387350;71438,76200;593725,76200;593725,387350;71438,387350;669925,0;657225,0;360363,0;301625,0;0,0;0,458788;669925,458788;669925,0" o:connectangles="0,0,0,0,0,0,0,0,0,0,0,0,0"/>
                         <o:lock v:ext="edit" verticies="t"/>
                       </v:shape>
-                      <v:rect id="Rectangle 772308545" o:spid="_x0000_s1032" style="position:absolute;left:22209;top:841;width:841;height:23241;visibility:visible;mso-wrap-style:square;v-text-anchor:top" o:gfxdata="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" filled="f" stroked="f"/>
-                      <v:rect id="Rectangle 1918933229" o:spid="_x0000_s1033" style="position:absolute;left:22209;top:841;width:841;height:23241;visibility:visible;mso-wrap-style:square;v-text-anchor:top" o:gfxdata="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" fillcolor="#492a86 [3204]" stroked="f">
+                      <v:rect id="Rectangle 772308545" style="position:absolute;left:22209;top:841;width:841;height:23241;visibility:visible;mso-wrap-style:square;v-text-anchor:top" o:spid="_x0000_s1032" filled="f" stroked="f" o:gfxdata="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"/>
+                      <v:rect id="Rectangle 1918933229" style="position:absolute;left:22209;top:841;width:841;height:23241;visibility:visible;mso-wrap-style:square;v-text-anchor:top" o:spid="_x0000_s1033" fillcolor="#492a86 [3204]" stroked="f" o:gfxdata="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">
                         <v:fill opacity="0"/>
                       </v:rect>
-                      <v:shape id="Freeform 12" o:spid="_x0000_s1034" style="position:absolute;left:12350;top:1651;width:6842;height:21891;visibility:visible;mso-wrap-style:square;v-text-anchor:top" coordsize="161,515" o:gfxdata="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" path="m147,c124,9,124,9,124,9v-124,322,,485,9,496c134,505,134,505,134,505v5,2,5,2,5,2c161,515,161,515,161,515,14,296,147,,147,e" filled="f" stroked="f">
+                      <v:shape id="Freeform 12" style="position:absolute;left:12350;top:1651;width:6842;height:21891;visibility:visible;mso-wrap-style:square;v-text-anchor:top" coordsize="161,515" o:spid="_x0000_s1034" filled="f" stroked="f" path="m147,c124,9,124,9,124,9v-124,322,,485,9,496c134,505,134,505,134,505v5,2,5,2,5,2c161,515,161,515,161,515,14,296,147,,147,e" o:gfxdata="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">
                         <v:path arrowok="t" o:connecttype="custom" o:connectlocs="624716,0;526972,38257;565219,2146655;569469,2146655;590718,2155157;684213,2189163;624716,0" o:connectangles="0,0,0,0,0,0,0"/>
                       </v:shape>
-                      <v:shape id="Freeform 13" o:spid="_x0000_s1035" style="position:absolute;left:26273;top:1651;width:6794;height:21891;visibility:visible;mso-wrap-style:square;v-text-anchor:top" coordsize="160,515" o:gfxdata="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" path="m14,c14,,147,296,,515v21,-8,21,-8,21,-8c27,505,27,505,27,505v,,1,,1,c37,493,160,330,37,9,14,,14,,14,e" filled="f" stroked="f">
+                      <v:shape id="Freeform 13" style="position:absolute;left:26273;top:1651;width:6794;height:21891;visibility:visible;mso-wrap-style:square;v-text-anchor:top" coordsize="160,515" o:spid="_x0000_s1035" filled="f" stroked="f" path="m14,c14,,147,296,,515v21,-8,21,-8,21,-8c27,505,27,505,27,505v,,1,,1,c37,493,160,330,37,9,14,,14,,14,e" o:gfxdata="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">
                         <v:path arrowok="t" o:connecttype="custom" o:connectlocs="59452,0;0,2189163;89178,2155157;114657,2146655;118904,2146655;157123,38257;59452,0" o:connectangles="0,0,0,0,0,0,0"/>
                       </v:shape>
-                      <v:shape id="Freeform 14" o:spid="_x0000_s1036" style="position:absolute;top:15541;width:10731;height:6557;visibility:visible;mso-wrap-style:square;v-text-anchor:top" coordsize="253,154" o:gfxdata="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" path="m246,c161,,133,81,133,81,116,77,101,75,88,75,22,75,,121,,121v,33,,33,,33c25,114,71,106,105,106v24,,41,4,41,4c163,26,243,24,252,24v1,,1,,1,c251,,251,,251,v-2,,-3,,-5,e" filled="f" stroked="f">
+                      <v:shape id="Freeform 14" style="position:absolute;top:15541;width:10731;height:6557;visibility:visible;mso-wrap-style:square;v-text-anchor:top" coordsize="253,154" o:spid="_x0000_s1036" filled="f" stroked="f" path="m246,c161,,133,81,133,81,116,77,101,75,88,75,22,75,,121,,121v,33,,33,,33c25,114,71,106,105,106v24,,41,4,41,4c163,26,243,24,252,24v1,,1,,1,c251,,251,,251,v-2,,-3,,-5,e" o:gfxdata="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">
                         <v:path arrowok="t" o:connecttype="custom" o:connectlocs="1043458,0;564146,344849;373270,319304;0,515144;0,655638;445378,451283;619288,468313;1068908,102177;1073150,102177;1064667,0;1043458,0" o:connectangles="0,0,0,0,0,0,0,0,0,0,0"/>
                       </v:shape>
-                      <v:shape id="Freeform 15" o:spid="_x0000_s1037" style="position:absolute;left:34258;top:16986;width:10827;height:7477;visibility:visible;mso-wrap-style:square;v-text-anchor:top" coordsize="255,176" o:gfxdata="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" path="m6,c,12,,12,,12,105,40,59,147,59,147v27,-13,51,-18,71,-18c189,129,215,173,215,173v40,3,40,3,40,3c255,160,255,160,255,160v-3,,-3,,-3,c217,158,217,158,217,158,193,122,159,113,131,113v-26,,-47,8,-47,8c102,19,6,,6,e" filled="f" stroked="f">
+                      <v:shape id="Freeform 15" style="position:absolute;left:34258;top:16986;width:10827;height:7477;visibility:visible;mso-wrap-style:square;v-text-anchor:top" coordsize="255,176" o:spid="_x0000_s1037" filled="f" stroked="f" path="m6,c,12,,12,,12,105,40,59,147,59,147v27,-13,51,-18,71,-18c189,129,215,173,215,173v40,3,40,3,40,3c255,160,255,160,255,160v-3,,-3,,-3,c217,158,217,158,217,158,193,122,159,113,131,113v-26,,-47,8,-47,8c102,19,6,,6,e" o:gfxdata="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">
                         <v:path arrowok="t" o:connecttype="custom" o:connectlocs="25475,0;0,50980;250501,624510;551952,548040;912844,734968;1082675,747713;1082675,679739;1069938,679739;921335,671242;556198,480066;356646,514053;25475,0" o:connectangles="0,0,0,0,0,0,0,0,0,0,0,0"/>
                       </v:shape>
-                      <v:oval id="Oval 372491904" o:spid="_x0000_s1038" style="position:absolute;left:5476;top:12620;width:1826;height:1778;visibility:visible;mso-wrap-style:square;v-text-anchor:top" o:gfxdata="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" filled="f" stroked="f"/>
-                      <v:oval id="Oval 1551746852" o:spid="_x0000_s1039" style="position:absolute;left:38671;top:12620;width:1826;height:1778;visibility:visible;mso-wrap-style:square;v-text-anchor:top" o:gfxdata="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" filled="f" stroked="f"/>
-                      <v:oval id="Oval 1141535722" o:spid="_x0000_s1040" style="position:absolute;left:43211;top:12620;width:1826;height:1778;visibility:visible;mso-wrap-style:square;v-text-anchor:top" o:gfxdata="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" filled="f" stroked="f"/>
-                      <v:oval id="Oval 1811154107" o:spid="_x0000_s1041" style="position:absolute;left:43211;top:18684;width:1826;height:1842;visibility:visible;mso-wrap-style:square;v-text-anchor:top" o:gfxdata="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" filled="f" stroked="f"/>
-                      <v:oval id="Oval 1174068309" o:spid="_x0000_s1042" style="position:absolute;left:38671;top:18684;width:1826;height:1842;visibility:visible;mso-wrap-style:square;v-text-anchor:top" o:gfxdata="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" filled="f" stroked="f"/>
-                      <v:oval id="Oval 244910872" o:spid="_x0000_s1043" style="position:absolute;left:968;top:12620;width:1794;height:1778;visibility:visible;mso-wrap-style:square;v-text-anchor:top" o:gfxdata="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" filled="f" stroked="f"/>
-                      <v:oval id="Oval 1640264710" o:spid="_x0000_s1044" style="position:absolute;left:3175;top:9175;width:1793;height:1826;visibility:visible;mso-wrap-style:square;v-text-anchor:top" o:gfxdata="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" filled="f" stroked="f"/>
-                      <v:oval id="Oval 282310583" o:spid="_x0000_s1045" style="position:absolute;left:36337;top:9175;width:1826;height:1826;visibility:visible;mso-wrap-style:square;v-text-anchor:top" o:gfxdata="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" filled="f" stroked="f"/>
-                      <v:oval id="Oval 1502844508" o:spid="_x0000_s1046" style="position:absolute;left:40925;top:9175;width:1826;height:1826;visibility:visible;mso-wrap-style:square;v-text-anchor:top" o:gfxdata="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" filled="f" stroked="f"/>
-                      <v:oval id="Oval 1933822274" o:spid="_x0000_s1047" style="position:absolute;left:36337;top:15843;width:1826;height:1825;visibility:visible;mso-wrap-style:square;v-text-anchor:top" o:gfxdata="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" filled="f" stroked="f"/>
-                      <v:oval id="Oval 1244802408" o:spid="_x0000_s1048" style="position:absolute;left:40925;top:15843;width:1826;height:1825;visibility:visible;mso-wrap-style:square;v-text-anchor:top" o:gfxdata="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" filled="f" stroked="f"/>
-                      <v:oval id="Oval 410000814" o:spid="_x0000_s1049" style="position:absolute;left:3175;top:15636;width:1793;height:1826;visibility:visible;mso-wrap-style:square;v-text-anchor:top" o:gfxdata="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" filled="f" stroked="f"/>
-                      <v:oval id="Oval 1155020994" o:spid="_x0000_s1050" style="position:absolute;left:7889;top:9175;width:1826;height:1826;visibility:visible;mso-wrap-style:square;v-text-anchor:top" o:gfxdata="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" filled="f" stroked="f"/>
+                      <v:oval id="Oval 372491904" style="position:absolute;left:5476;top:12620;width:1826;height:1778;visibility:visible;mso-wrap-style:square;v-text-anchor:top" o:spid="_x0000_s1038" filled="f" stroked="f" o:gfxdata="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"/>
+                      <v:oval id="Oval 1551746852" style="position:absolute;left:38671;top:12620;width:1826;height:1778;visibility:visible;mso-wrap-style:square;v-text-anchor:top" o:spid="_x0000_s1039" filled="f" stroked="f" o:gfxdata="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"/>
+                      <v:oval id="Oval 1141535722" style="position:absolute;left:43211;top:12620;width:1826;height:1778;visibility:visible;mso-wrap-style:square;v-text-anchor:top" o:spid="_x0000_s1040" filled="f" stroked="f" o:gfxdata="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"/>
+                      <v:oval id="Oval 1811154107" style="position:absolute;left:43211;top:18684;width:1826;height:1842;visibility:visible;mso-wrap-style:square;v-text-anchor:top" o:spid="_x0000_s1041" filled="f" stroked="f" o:gfxdata="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"/>
+                      <v:oval id="Oval 1174068309" style="position:absolute;left:38671;top:18684;width:1826;height:1842;visibility:visible;mso-wrap-style:square;v-text-anchor:top" o:spid="_x0000_s1042" filled="f" stroked="f" o:gfxdata="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"/>
+                      <v:oval id="Oval 244910872" style="position:absolute;left:968;top:12620;width:1794;height:1778;visibility:visible;mso-wrap-style:square;v-text-anchor:top" o:spid="_x0000_s1043" filled="f" stroked="f" o:gfxdata="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"/>
+                      <v:oval id="Oval 1640264710" style="position:absolute;left:3175;top:9175;width:1793;height:1826;visibility:visible;mso-wrap-style:square;v-text-anchor:top" o:spid="_x0000_s1044" filled="f" stroked="f" o:gfxdata="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"/>
+                      <v:oval id="Oval 282310583" style="position:absolute;left:36337;top:9175;width:1826;height:1826;visibility:visible;mso-wrap-style:square;v-text-anchor:top" o:spid="_x0000_s1045" filled="f" stroked="f" o:gfxdata="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"/>
+                      <v:oval id="Oval 1502844508" style="position:absolute;left:40925;top:9175;width:1826;height:1826;visibility:visible;mso-wrap-style:square;v-text-anchor:top" o:spid="_x0000_s1046" filled="f" stroked="f" o:gfxdata="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"/>
+                      <v:oval id="Oval 1933822274" style="position:absolute;left:36337;top:15843;width:1826;height:1825;visibility:visible;mso-wrap-style:square;v-text-anchor:top" o:spid="_x0000_s1047" filled="f" stroked="f" o:gfxdata="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"/>
+                      <v:oval id="Oval 1244802408" style="position:absolute;left:40925;top:15843;width:1826;height:1825;visibility:visible;mso-wrap-style:square;v-text-anchor:top" o:spid="_x0000_s1048" filled="f" stroked="f" o:gfxdata="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"/>
+                      <v:oval id="Oval 410000814" style="position:absolute;left:3175;top:15636;width:1793;height:1826;visibility:visible;mso-wrap-style:square;v-text-anchor:top" o:spid="_x0000_s1049" filled="f" stroked="f" o:gfxdata="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"/>
+                      <v:oval id="Oval 1155020994" style="position:absolute;left:7889;top:9175;width:1826;height:1826;visibility:visible;mso-wrap-style:square;v-text-anchor:top" o:spid="_x0000_s1050" filled="f" stroked="f" o:gfxdata="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"/>
                       <w10:anchorlock/>
                     </v:group>
                   </w:pict>
@@ -6456,7 +6456,7 @@
               <mc:AlternateContent>
                 <mc:Choice Requires="wpg">
                   <w:drawing>
-                    <wp:anchor distT="0" distB="0" distL="114300" distR="114300" simplePos="0" relativeHeight="251673600" behindDoc="1" locked="1" layoutInCell="1" allowOverlap="1" wp14:anchorId="43C91D26" wp14:editId="7D0B9D13">
+                    <wp:anchor distT="0" distB="0" distL="114300" distR="114300" simplePos="0" relativeHeight="251673600" behindDoc="1" locked="1" layoutInCell="1" allowOverlap="1" wp14:editId="7D0B9D13" wp14:anchorId="43C91D26">
                       <wp:simplePos x="0" y="0"/>
                       <wp:positionH relativeFrom="column">
                         <wp:posOffset>0</wp:posOffset>
@@ -6868,18 +6868,18 @@
                 </mc:Choice>
                 <mc:Fallback>
                   <w:pict>
-                    <v:group w14:anchorId="4ADA66EC" id="Thin rectangles - pg2 left" o:spid="_x0000_s1026" alt="&quot;&quot;" style="position:absolute;margin-left:0;margin-top:45.35pt;width:496.1pt;height:97.2pt;z-index:-251642880;mso-width-relative:margin;mso-height-relative:margin" coordorigin="3111" coordsize="85866,16859" o:gfxdata="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">
+                    <v:group id="Thin rectangles - pg2 left" style="position:absolute;margin-left:0;margin-top:45.35pt;width:496.1pt;height:97.2pt;z-index:-251642880;mso-width-relative:margin;mso-height-relative:margin" alt="&quot;&quot;" coordsize="85866,16859" coordorigin="3111" o:spid="_x0000_s1026" o:gfxdata="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" w14:anchorId="4ADA66EC">
                       <o:lock v:ext="edit" aspectratio="t"/>
-                      <v:rect id="Rectangle 740460179" o:spid="_x0000_s1027" style="position:absolute;left:3111;top:14033;width:85820;height:810;visibility:visible;mso-wrap-style:square;v-text-anchor:top" o:gfxdata="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" filled="f" stroked="f"/>
-                      <v:rect id="Rectangle 1090910957" o:spid="_x0000_s1028" style="position:absolute;left:3111;top:16081;width:85820;height:778;visibility:visible;mso-wrap-style:square;v-text-anchor:top" o:gfxdata="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" filled="f" stroked="f"/>
-                      <v:rect id="Rectangle 1508233900" o:spid="_x0000_s1029" style="position:absolute;left:85867;top:12287;width:3111;height:873;visibility:visible;mso-wrap-style:square;v-text-anchor:top" o:gfxdata="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" filled="f" stroked="f"/>
-                      <v:rect id="Rectangle 1240523981" o:spid="_x0000_s1030" style="position:absolute;left:85867;top:10540;width:3111;height:873;visibility:visible;mso-wrap-style:square;v-text-anchor:top" o:gfxdata="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" filled="f" stroked="f"/>
-                      <v:rect id="Rectangle 2000523435" o:spid="_x0000_s1031" style="position:absolute;left:85860;top:8747;width:3111;height:872;visibility:visible;mso-wrap-style:square;v-text-anchor:top" o:gfxdata="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" filled="f" stroked="f"/>
-                      <v:rect id="Rectangle 405157194" o:spid="_x0000_s1032" style="position:absolute;left:85852;top:7000;width:3112;height:872;visibility:visible;mso-wrap-style:square;v-text-anchor:top" o:gfxdata="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" filled="f" stroked="f"/>
-                      <v:rect id="Rectangle 1344126090" o:spid="_x0000_s1033" style="position:absolute;left:85845;top:5254;width:3111;height:872;visibility:visible;mso-wrap-style:square;v-text-anchor:top" o:gfxdata="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" filled="f" stroked="f"/>
-                      <v:rect id="Rectangle 2096726962" o:spid="_x0000_s1034" style="position:absolute;left:85837;top:3508;width:3111;height:872;visibility:visible;mso-wrap-style:square;v-text-anchor:top" o:gfxdata="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" filled="f" stroked="f"/>
-                      <v:rect id="Rectangle 496820237" o:spid="_x0000_s1035" style="position:absolute;left:85829;top:1746;width:3111;height:872;visibility:visible;mso-wrap-style:square;v-text-anchor:top" o:gfxdata="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" filled="f" stroked="f"/>
-                      <v:rect id="Rectangle 916578549" o:spid="_x0000_s1036" style="position:absolute;left:85823;width:3109;height:747;visibility:visible;mso-wrap-style:square;v-text-anchor:top" o:gfxdata="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" filled="f" stroked="f"/>
+                      <v:rect id="Rectangle 740460179" style="position:absolute;left:3111;top:14033;width:85820;height:810;visibility:visible;mso-wrap-style:square;v-text-anchor:top" o:spid="_x0000_s1027" filled="f" stroked="f" o:gfxdata="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"/>
+                      <v:rect id="Rectangle 1090910957" style="position:absolute;left:3111;top:16081;width:85820;height:778;visibility:visible;mso-wrap-style:square;v-text-anchor:top" o:spid="_x0000_s1028" filled="f" stroked="f" o:gfxdata="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"/>
+                      <v:rect id="Rectangle 1508233900" style="position:absolute;left:85867;top:12287;width:3111;height:873;visibility:visible;mso-wrap-style:square;v-text-anchor:top" o:spid="_x0000_s1029" filled="f" stroked="f" o:gfxdata="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"/>
+                      <v:rect id="Rectangle 1240523981" style="position:absolute;left:85867;top:10540;width:3111;height:873;visibility:visible;mso-wrap-style:square;v-text-anchor:top" o:spid="_x0000_s1030" filled="f" stroked="f" o:gfxdata="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"/>
+                      <v:rect id="Rectangle 2000523435" style="position:absolute;left:85860;top:8747;width:3111;height:872;visibility:visible;mso-wrap-style:square;v-text-anchor:top" o:spid="_x0000_s1031" filled="f" stroked="f" o:gfxdata="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"/>
+                      <v:rect id="Rectangle 405157194" style="position:absolute;left:85852;top:7000;width:3112;height:872;visibility:visible;mso-wrap-style:square;v-text-anchor:top" o:spid="_x0000_s1032" filled="f" stroked="f" o:gfxdata="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"/>
+                      <v:rect id="Rectangle 1344126090" style="position:absolute;left:85845;top:5254;width:3111;height:872;visibility:visible;mso-wrap-style:square;v-text-anchor:top" o:spid="_x0000_s1033" filled="f" stroked="f" o:gfxdata="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"/>
+                      <v:rect id="Rectangle 2096726962" style="position:absolute;left:85837;top:3508;width:3111;height:872;visibility:visible;mso-wrap-style:square;v-text-anchor:top" o:spid="_x0000_s1034" filled="f" stroked="f" o:gfxdata="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"/>
+                      <v:rect id="Rectangle 496820237" style="position:absolute;left:85829;top:1746;width:3111;height:872;visibility:visible;mso-wrap-style:square;v-text-anchor:top" o:spid="_x0000_s1035" filled="f" stroked="f" o:gfxdata="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"/>
+                      <v:rect id="Rectangle 916578549" style="position:absolute;left:85823;width:3109;height:747;visibility:visible;mso-wrap-style:square;v-text-anchor:top" o:spid="_x0000_s1036" filled="f" stroked="f" o:gfxdata="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"/>
                       <w10:anchorlock/>
                     </v:group>
                   </w:pict>
@@ -7032,7 +7032,7 @@
                 </mc:Choice>
                 <mc:Fallback>
                   <w:pict>
-                    <v:rect w14:anchorId="675C9F86" id="Rectangle 225" o:spid="_x0000_s1026" alt="&quot;&quot;" style="width:45.35pt;height:9.35pt;visibility:visible;mso-wrap-style:square;mso-left-percent:-10001;mso-top-percent:-10001;mso-position-horizontal:absolute;mso-position-horizontal-relative:char;mso-position-vertical:absolute;mso-position-vertical-relative:line;mso-left-percent:-10001;mso-top-percent:-10001;v-text-anchor:middle" o:gfxdata="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" fillcolor="#454c02 [3205]" stroked="f" strokeweight="1pt">
+                    <v:rect id="Rectangle 225" style="width:45.35pt;height:9.35pt;visibility:visible;mso-wrap-style:square;mso-left-percent:-10001;mso-top-percent:-10001;mso-position-horizontal:absolute;mso-position-horizontal-relative:char;mso-position-vertical:absolute;mso-position-vertical-relative:line;mso-left-percent:-10001;mso-top-percent:-10001;v-text-anchor:middle" alt="&quot;&quot;" o:spid="_x0000_s1026" fillcolor="#454c02 [3205]" stroked="f" strokeweight="1pt" o:gfxdata="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" w14:anchorId="675C9F86">
                       <w10:anchorlock/>
                     </v:rect>
                   </w:pict>
